--- a/Documentatie_tehnica.docx
+++ b/Documentatie_tehnica.docx
@@ -15,7 +15,7 @@
         <w:rPr>
           <w:color w:val="64748B"/>
         </w:rPr>
-        <w:t>Vremea Acum (WeatherApp) – aplicație web meteo cu FastAPI</w:t>
+        <w:t>Vremea Acum</w:t>
       </w:r>
     </w:p>
     <w:p>
@@ -31,10 +31,10 @@
         <w:rPr>
           <w:b/>
         </w:rPr>
-        <w:t>Vremea Acum (WeatherApp)</w:t>
+        <w:t>Vremea Acum</w:t>
       </w:r>
       <w:r>
-        <w:t xml:space="preserve"> – aplicație web meteo scrisă în Python cu FastAPI.</w:t>
+        <w:t xml:space="preserve"> – aplicație web pentru afișarea vremii.</w:t>
       </w:r>
     </w:p>
     <w:p>
@@ -47,13 +47,7 @@
     </w:p>
     <w:p>
       <w:r>
-        <w:t xml:space="preserve">Aplicația afișează vremea curentă pentru orașul introdus de utilizator: temperatura, starea vremii (în română) și viteza vântului. Serverul transformă numele orașului în coordonate și cere datele de la </w:t>
-      </w:r>
-      <w:r>
-        <w:t>OpenWeatherMap (https://openweathermap.org/)</w:t>
-      </w:r>
-      <w:r>
-        <w:t>.</w:t>
+        <w:t>Aplicația afișează vremea curentă pentru un oraș introdus de utilizator. Datele meteo sunt preluate de la serviciul OpenWeatherMap.</w:t>
       </w:r>
     </w:p>
     <w:p>
@@ -70,17 +64,7 @@
         <w:spacing w:after="40"/>
       </w:pPr>
       <w:r>
-        <w:t>Căutarea vremii după numele orașului, printr-un formular (</w:t>
-      </w:r>
-      <w:r>
-        <w:rPr>
-          <w:rFonts w:ascii="Consolas" w:hAnsi="Consolas" w:eastAsia="Consolas"/>
-          <w:color w:val="9F1239"/>
-        </w:rPr>
-        <w:t>POST /submit</w:t>
-      </w:r>
-      <w:r>
-        <w:t>).</w:t>
+        <w:t>căutarea vremii după numele orașului;</w:t>
       </w:r>
     </w:p>
     <w:p>
@@ -89,16 +73,7 @@
         <w:spacing w:after="40"/>
       </w:pPr>
       <w:r>
-        <w:t xml:space="preserve">Oraș implicit </w:t>
-      </w:r>
-      <w:r>
-        <w:rPr>
-          <w:b/>
-        </w:rPr>
-        <w:t>Iasi</w:t>
-      </w:r>
-      <w:r>
-        <w:t>, la deschiderea paginii și când formularul este trimis gol.</w:t>
+        <w:t>afișarea temperaturii, a stării vremii și a vitezei vântului;</w:t>
       </w:r>
     </w:p>
     <w:p>
@@ -107,55 +82,7 @@
         <w:spacing w:after="40"/>
       </w:pPr>
       <w:r>
-        <w:t>Afișarea temperaturii în grade Celsius, a stării vremii în română și a vitezei vântului.</w:t>
-      </w:r>
-    </w:p>
-    <w:p>
-      <w:pPr>
-        <w:pStyle w:val="ListBullet"/>
-        <w:spacing w:after="40"/>
-      </w:pPr>
-      <w:r>
-        <w:t xml:space="preserve">Link direct către rezultat: </w:t>
-      </w:r>
-      <w:r>
-        <w:rPr>
-          <w:rFonts w:ascii="Consolas" w:hAnsi="Consolas" w:eastAsia="Consolas"/>
-          <w:color w:val="9F1239"/>
-        </w:rPr>
-        <w:t>/?oras=&lt;nume&gt;</w:t>
-      </w:r>
-      <w:r>
-        <w:t>.</w:t>
-      </w:r>
-    </w:p>
-    <w:p>
-      <w:pPr>
-        <w:pStyle w:val="ListBullet"/>
-        <w:spacing w:after="40"/>
-      </w:pPr>
-      <w:r>
-        <w:t>Suport pentru diacritice și spații în plus (</w:t>
-      </w:r>
-      <w:r>
-        <w:rPr>
-          <w:rFonts w:ascii="Consolas" w:hAnsi="Consolas" w:eastAsia="Consolas"/>
-          <w:color w:val="9F1239"/>
-        </w:rPr>
-        <w:t>strip()</w:t>
-      </w:r>
-      <w:r>
-        <w:t xml:space="preserve"> și </w:t>
-      </w:r>
-      <w:r>
-        <w:rPr>
-          <w:rFonts w:ascii="Consolas" w:hAnsi="Consolas" w:eastAsia="Consolas"/>
-          <w:color w:val="9F1239"/>
-        </w:rPr>
-        <w:t>quote</w:t>
-      </w:r>
-      <w:r>
-        <w:t>).</w:t>
+        <w:t>afișarea vremii pentru orașul Iași la deschiderea paginii.</w:t>
       </w:r>
     </w:p>
     <w:p>
@@ -215,7 +142,7 @@
                 <w:b/>
                 <w:color w:val="FFFFFF"/>
               </w:rPr>
-              <w:t>În loc de</w:t>
+              <w:t>În locul</w:t>
             </w:r>
           </w:p>
         </w:tc>
@@ -234,7 +161,7 @@
                 <w:b/>
                 <w:color w:val="FFFFFF"/>
               </w:rPr>
-              <w:t>De ce</w:t>
+              <w:t>Motivul alegerii</w:t>
             </w:r>
           </w:p>
         </w:tc>
@@ -287,7 +214,7 @@
               <w:rPr>
                 <w:sz w:val="20"/>
               </w:rPr>
-              <w:t>Este mai simplu și îl știu de la școală.</w:t>
+              <w:t>Are o sintaxă simplă și este studiat la școală.</w:t>
             </w:r>
           </w:p>
         </w:tc>
@@ -340,7 +267,7 @@
               <w:rPr>
                 <w:sz w:val="20"/>
               </w:rPr>
-              <w:t>Se scrie cu mai puțin cod. Django este prea mare pentru o aplicație mică.</w:t>
+              <w:t>Necesită mai puțin cod; Django este prea complex pentru o aplicație mică.</w:t>
             </w:r>
           </w:p>
         </w:tc>
@@ -446,7 +373,7 @@
               <w:rPr>
                 <w:sz w:val="20"/>
               </w:rPr>
-              <w:t>Pune datele în pagină fără JavaScript.</w:t>
+              <w:t>Afișează datele în pagină fără a folosi JavaScript.</w:t>
             </w:r>
           </w:p>
         </w:tc>
@@ -499,7 +426,7 @@
               <w:rPr>
                 <w:sz w:val="20"/>
               </w:rPr>
-              <w:t>Este mai ușor de folosit.</w:t>
+              <w:t>Este mai ușor de utilizat.</w:t>
             </w:r>
           </w:p>
         </w:tc>
@@ -535,7 +462,7 @@
               <w:rPr>
                 <w:sz w:val="20"/>
               </w:rPr>
-              <w:t>Cheia scrisă în cod</w:t>
+              <w:t>cheia scrisă în cod</w:t>
             </w:r>
           </w:p>
         </w:tc>
@@ -552,7 +479,7 @@
               <w:rPr>
                 <w:sz w:val="20"/>
               </w:rPr>
-              <w:t>Cheia API nu ajunge pe GitHub.</w:t>
+              <w:t>Cheia API nu este publicată pe GitHub.</w:t>
             </w:r>
           </w:p>
         </w:tc>
@@ -605,7 +532,7 @@
               <w:rPr>
                 <w:sz w:val="20"/>
               </w:rPr>
-              <w:t>Este gratuit și dă descrierea vremii în română.</w:t>
+              <w:t>Este gratuit și oferă descrierea vremii în limba română.</w:t>
             </w:r>
           </w:p>
         </w:tc>
@@ -624,7 +551,7 @@
               <w:rPr>
                 <w:sz w:val="20"/>
               </w:rPr>
-              <w:t>HTML + CSS</w:t>
+              <w:t>HTML și CSS</w:t>
             </w:r>
           </w:p>
         </w:tc>
@@ -658,7 +585,7 @@
               <w:rPr>
                 <w:sz w:val="20"/>
               </w:rPr>
-              <w:t>Pentru o singură pagină nu e nevoie de mai mult.</w:t>
+              <w:t>Sunt suficiente pentru o singură pagină.</w:t>
             </w:r>
           </w:p>
         </w:tc>
@@ -678,58 +605,8 @@
       </w:r>
     </w:p>
     <w:p>
-      <w:pPr>
-        <w:shd w:val="clear" w:color="auto" w:fill="F1F5F9"/>
-        <w:spacing w:after="0"/>
-        <w:ind w:left="170"/>
-      </w:pPr>
       <w:r>
-        <w:rPr>
-          <w:rFonts w:ascii="Consolas" w:hAnsi="Consolas" w:eastAsia="Consolas"/>
-          <w:sz w:val="18"/>
-        </w:rPr>
-        <w:t>Browser  ──HTTP──▶  FastAPI (main.py)  ──requests──▶  OpenWeatherMap</w:t>
-      </w:r>
-    </w:p>
-    <w:p>
-      <w:pPr>
-        <w:shd w:val="clear" w:color="auto" w:fill="F1F5F9"/>
-        <w:spacing w:after="0"/>
-        <w:ind w:left="170"/>
-      </w:pPr>
-      <w:r>
-        <w:rPr>
-          <w:rFonts w:ascii="Consolas" w:hAnsi="Consolas" w:eastAsia="Consolas"/>
-          <w:sz w:val="18"/>
-        </w:rPr>
-        <w:t xml:space="preserve">   ▲                    │                              ├─ Geocoding API  (oraș → lat, lon)</w:t>
-      </w:r>
-    </w:p>
-    <w:p>
-      <w:pPr>
-        <w:shd w:val="clear" w:color="auto" w:fill="F1F5F9"/>
-        <w:spacing w:after="0"/>
-        <w:ind w:left="170"/>
-      </w:pPr>
-      <w:r>
-        <w:rPr>
-          <w:rFonts w:ascii="Consolas" w:hAnsi="Consolas" w:eastAsia="Consolas"/>
-          <w:sz w:val="18"/>
-        </w:rPr>
-        <w:t xml:space="preserve">   └──── HTML ◀── Jinja2 (items/index.html)            └─ Weather API    (lat, lon → vremea)</w:t>
-      </w:r>
-    </w:p>
-    <w:p>
-      <w:pPr>
-        <w:spacing w:after="40"/>
-      </w:pPr>
-    </w:p>
-    <w:p>
-      <w:pPr>
-        <w:pStyle w:val="Heading2"/>
-      </w:pPr>
-      <w:r>
-        <w:t>Structura proiectului</w:t>
+        <w:t>Utilizatorul introduce orașul în pagină. Serverul FastAPI află coordonatele orașului, solicită vremea de la OpenWeatherMap și afișează rezultatul în pagina HTML.</w:t>
       </w:r>
     </w:p>
     <w:p>
@@ -813,20 +690,6 @@
           <w:rFonts w:ascii="Consolas" w:hAnsi="Consolas" w:eastAsia="Consolas"/>
           <w:sz w:val="18"/>
         </w:rPr>
-        <w:t>├── .env</w:t>
-      </w:r>
-    </w:p>
-    <w:p>
-      <w:pPr>
-        <w:shd w:val="clear" w:color="auto" w:fill="F1F5F9"/>
-        <w:spacing w:after="0"/>
-        <w:ind w:left="170"/>
-      </w:pPr>
-      <w:r>
-        <w:rPr>
-          <w:rFonts w:ascii="Consolas" w:hAnsi="Consolas" w:eastAsia="Consolas"/>
-          <w:sz w:val="18"/>
-        </w:rPr>
         <w:t>├── .gitignore</w:t>
       </w:r>
     </w:p>
@@ -865,152 +728,10 @@
     </w:p>
     <w:p>
       <w:pPr>
-        <w:pStyle w:val="Heading2"/>
-      </w:pPr>
-      <w:r>
-        <w:t>Fluxul unei cereri</w:t>
-      </w:r>
-    </w:p>
-    <w:p>
-      <w:pPr>
-        <w:pStyle w:val="ListNumber"/>
-        <w:spacing w:after="40"/>
-      </w:pPr>
-      <w:r>
-        <w:t xml:space="preserve">Formularul trimite orașul la </w:t>
-      </w:r>
-      <w:r>
-        <w:rPr>
-          <w:rFonts w:ascii="Consolas" w:hAnsi="Consolas" w:eastAsia="Consolas"/>
-          <w:color w:val="9F1239"/>
-        </w:rPr>
-        <w:t>POST /submit</w:t>
-      </w:r>
-      <w:r>
-        <w:t>.</w:t>
-      </w:r>
-    </w:p>
-    <w:p>
-      <w:pPr>
-        <w:pStyle w:val="ListNumber"/>
-        <w:spacing w:after="40"/>
-      </w:pPr>
-      <w:r>
-        <w:t xml:space="preserve">Serverul răspunde cu redirect </w:t>
-      </w:r>
-      <w:r>
-        <w:rPr>
-          <w:b/>
-        </w:rPr>
-        <w:t>303</w:t>
-      </w:r>
-      <w:r>
-        <w:t xml:space="preserve"> către </w:t>
-      </w:r>
-      <w:r>
-        <w:rPr>
-          <w:rFonts w:ascii="Consolas" w:hAnsi="Consolas" w:eastAsia="Consolas"/>
-          <w:color w:val="9F1239"/>
-        </w:rPr>
-        <w:t>/?oras=&lt;oraș&gt;</w:t>
-      </w:r>
-      <w:r>
-        <w:t>.</w:t>
-      </w:r>
-    </w:p>
-    <w:p>
-      <w:pPr>
-        <w:pStyle w:val="ListNumber"/>
-        <w:spacing w:after="40"/>
-      </w:pPr>
-      <w:r>
-        <w:rPr>
-          <w:rFonts w:ascii="Consolas" w:hAnsi="Consolas" w:eastAsia="Consolas"/>
-          <w:color w:val="9F1239"/>
-        </w:rPr>
-        <w:t>home()</w:t>
-      </w:r>
-      <w:r>
-        <w:t xml:space="preserve"> apelează </w:t>
-      </w:r>
-      <w:r>
-        <w:rPr>
-          <w:rFonts w:ascii="Consolas" w:hAnsi="Consolas" w:eastAsia="Consolas"/>
-          <w:color w:val="9F1239"/>
-        </w:rPr>
-        <w:t>afisare_vreme(oras)</w:t>
-      </w:r>
-      <w:r>
-        <w:t>.</w:t>
-      </w:r>
-    </w:p>
-    <w:p>
-      <w:pPr>
-        <w:pStyle w:val="ListNumber"/>
-        <w:spacing w:after="40"/>
-      </w:pPr>
-      <w:r>
-        <w:rPr>
-          <w:rFonts w:ascii="Consolas" w:hAnsi="Consolas" w:eastAsia="Consolas"/>
-          <w:color w:val="9F1239"/>
-        </w:rPr>
-        <w:t>raspuns_geocoding(oras)</w:t>
-      </w:r>
-      <w:r>
-        <w:t xml:space="preserve"> află latitudinea și longitudinea.</w:t>
-      </w:r>
-    </w:p>
-    <w:p>
-      <w:pPr>
-        <w:pStyle w:val="ListNumber"/>
-        <w:spacing w:after="40"/>
-      </w:pPr>
-      <w:r>
-        <w:t>Se cere vremea curentă pentru aceste coordonate.</w:t>
-      </w:r>
-    </w:p>
-    <w:p>
-      <w:pPr>
-        <w:pStyle w:val="ListNumber"/>
-        <w:spacing w:after="40"/>
-      </w:pPr>
-      <w:r>
-        <w:t xml:space="preserve">Jinja2 completează </w:t>
-      </w:r>
-      <w:r>
-        <w:rPr>
-          <w:rFonts w:ascii="Consolas" w:hAnsi="Consolas" w:eastAsia="Consolas"/>
-          <w:color w:val="9F1239"/>
-        </w:rPr>
-        <w:t>index.html</w:t>
-      </w:r>
-      <w:r>
-        <w:t xml:space="preserve"> și pagina este trimisă browserului.</w:t>
-      </w:r>
-    </w:p>
-    <w:p>
-      <w:pPr>
         <w:pStyle w:val="Heading1"/>
       </w:pPr>
       <w:r>
         <w:t>6. Instalare</w:t>
-      </w:r>
-    </w:p>
-    <w:p>
-      <w:r>
-        <w:rPr>
-          <w:b/>
-        </w:rPr>
-        <w:t>Cerințe:</w:t>
-      </w:r>
-      <w:r>
-        <w:t xml:space="preserve"> Python 3.10+ și o cheie API gratuită de la </w:t>
-      </w:r>
-      <w:r>
-        <w:t>OpenWeatherMap (https://home.openweathermap.org/users/sign_up)</w:t>
-      </w:r>
-      <w:r>
-        <w:t>.</w:t>
       </w:r>
     </w:p>
     <w:p>
@@ -1052,7 +773,27 @@
           <w:rFonts w:ascii="Consolas" w:hAnsi="Consolas" w:eastAsia="Consolas"/>
           <w:sz w:val="18"/>
         </w:rPr>
-        <w:t>python -m venv .venv</w:t>
+        <w:t>pip install -r requirements.txt</w:t>
+      </w:r>
+    </w:p>
+    <w:p>
+      <w:pPr>
+        <w:spacing w:after="40"/>
+      </w:pPr>
+    </w:p>
+    <w:p>
+      <w:r>
+        <w:t xml:space="preserve">În folderul proiectului se creează fișierul </w:t>
+      </w:r>
+      <w:r>
+        <w:rPr>
+          <w:rFonts w:ascii="Consolas" w:hAnsi="Consolas" w:eastAsia="Consolas"/>
+          <w:color w:val="9F1239"/>
+        </w:rPr>
+        <w:t>.env</w:t>
+      </w:r>
+      <w:r>
+        <w:t>, care conține cheia API de la OpenWeatherMap:</w:t>
       </w:r>
     </w:p>
     <w:p>
@@ -1066,70 +807,13 @@
           <w:rFonts w:ascii="Consolas" w:hAnsi="Consolas" w:eastAsia="Consolas"/>
           <w:sz w:val="18"/>
         </w:rPr>
-        <w:t>source .venv/bin/activate        # Windows: .venv\Scripts\activate</w:t>
-      </w:r>
-    </w:p>
-    <w:p>
-      <w:pPr>
-        <w:shd w:val="clear" w:color="auto" w:fill="F1F5F9"/>
-        <w:spacing w:after="0"/>
-        <w:ind w:left="170"/>
-      </w:pPr>
-      <w:r>
-        <w:rPr>
-          <w:rFonts w:ascii="Consolas" w:hAnsi="Consolas" w:eastAsia="Consolas"/>
-          <w:sz w:val="18"/>
-        </w:rPr>
-        <w:t>pip install -r requirements.txt</w:t>
+        <w:t>API_KEY=cheia_api</w:t>
       </w:r>
     </w:p>
     <w:p>
       <w:pPr>
         <w:spacing w:after="40"/>
       </w:pPr>
-    </w:p>
-    <w:p>
-      <w:r>
-        <w:t xml:space="preserve">Creează fișierul </w:t>
-      </w:r>
-      <w:r>
-        <w:rPr>
-          <w:rFonts w:ascii="Consolas" w:hAnsi="Consolas" w:eastAsia="Consolas"/>
-          <w:color w:val="9F1239"/>
-        </w:rPr>
-        <w:t>.env</w:t>
-      </w:r>
-      <w:r>
-        <w:t xml:space="preserve"> în folderul proiectului:</w:t>
-      </w:r>
-    </w:p>
-    <w:p>
-      <w:pPr>
-        <w:shd w:val="clear" w:color="auto" w:fill="F1F5F9"/>
-        <w:spacing w:after="0"/>
-        <w:ind w:left="170"/>
-      </w:pPr>
-      <w:r>
-        <w:rPr>
-          <w:rFonts w:ascii="Consolas" w:hAnsi="Consolas" w:eastAsia="Consolas"/>
-          <w:sz w:val="18"/>
-        </w:rPr>
-        <w:t>API_KEY=cheia_ta_openweathermap</w:t>
-      </w:r>
-    </w:p>
-    <w:p>
-      <w:pPr>
-        <w:spacing w:after="40"/>
-      </w:pPr>
-    </w:p>
-    <w:p>
-      <w:pPr>
-        <w:shd w:val="clear" w:color="auto" w:fill="EFF6FF"/>
-        <w:ind w:left="170"/>
-      </w:pPr>
-      <w:r>
-        <w:t>Notă: O cheie nouă poate avea nevoie de câteva ore până devine activă.</w:t>
-      </w:r>
     </w:p>
     <w:p>
       <w:pPr>
@@ -1160,32 +844,13 @@
     </w:p>
     <w:p>
       <w:r>
-        <w:t xml:space="preserve">Deschide </w:t>
-      </w:r>
-      <w:r>
-        <w:rPr>
-          <w:b/>
-        </w:rPr>
-        <w:t>http://127.0.0.1:8000</w:t>
-      </w:r>
-      <w:r>
-        <w:t xml:space="preserve">, scrie un oraș și apasă </w:t>
+        <w:t xml:space="preserve">Se deschide în browser adresa http://127.0.0.1:8000, se introduce numele orașului și se apasă butonul </w:t>
       </w:r>
       <w:r>
         <w:rPr>
           <w:b/>
         </w:rPr>
         <w:t>Afișează starea vremii</w:t>
-      </w:r>
-      <w:r>
-        <w:t xml:space="preserve">. Un oraș se poate cere și direct: </w:t>
-      </w:r>
-      <w:r>
-        <w:rPr>
-          <w:rFonts w:ascii="Consolas" w:hAnsi="Consolas" w:eastAsia="Consolas"/>
-          <w:color w:val="9F1239"/>
-        </w:rPr>
-        <w:t>http://127.0.0.1:8000/?oras=Bucuresti</w:t>
       </w:r>
       <w:r>
         <w:t>.</w:t>
@@ -1211,9 +876,8 @@
         <w:tblLook w:firstColumn="1" w:firstRow="1" w:lastColumn="0" w:lastRow="0" w:noHBand="0" w:noVBand="1" w:val="04A0"/>
       </w:tblPr>
       <w:tblGrid>
-        <w:gridCol w:w="3137"/>
-        <w:gridCol w:w="3137"/>
-        <w:gridCol w:w="3137"/>
+        <w:gridCol w:w="4706"/>
+        <w:gridCol w:w="4706"/>
       </w:tblGrid>
       <w:tr>
         <w:trPr>
@@ -1221,7 +885,7 @@
         </w:trPr>
         <w:tc>
           <w:tcPr>
-            <w:tcW w:type="dxa" w:w="680"/>
+            <w:tcW w:type="dxa" w:w="2721"/>
             <w:shd w:val="clear" w:color="auto" w:fill="1E40AF"/>
           </w:tcPr>
           <w:p>
@@ -1234,32 +898,13 @@
                 <w:b/>
                 <w:color w:val="FFFFFF"/>
               </w:rPr>
-              <w:t>#</w:t>
+              <w:t>Test</w:t>
             </w:r>
           </w:p>
         </w:tc>
         <w:tc>
           <w:tcPr>
-            <w:tcW w:type="dxa" w:w="3855"/>
-            <w:shd w:val="clear" w:color="auto" w:fill="1E40AF"/>
-          </w:tcPr>
-          <w:p>
-            <w:pPr>
-              <w:spacing w:after="40"/>
-            </w:pPr>
-            <w:r/>
-            <w:r>
-              <w:rPr>
-                <w:b/>
-                <w:color w:val="FFFFFF"/>
-              </w:rPr>
-              <w:t>Scenariu</w:t>
-            </w:r>
-          </w:p>
-        </w:tc>
-        <w:tc>
-          <w:tcPr>
-            <w:tcW w:type="dxa" w:w="4876"/>
+            <w:tcW w:type="dxa" w:w="6690"/>
             <w:shd w:val="clear" w:color="auto" w:fill="1E40AF"/>
           </w:tcPr>
           <w:p>
@@ -1280,7 +925,7 @@
       <w:tr>
         <w:tc>
           <w:tcPr>
-            <w:tcW w:type="dxa" w:w="680"/>
+            <w:tcW w:type="dxa" w:w="2721"/>
           </w:tcPr>
           <w:p>
             <w:pPr>
@@ -1291,13 +936,13 @@
               <w:rPr>
                 <w:sz w:val="20"/>
               </w:rPr>
-              <w:t>T1</w:t>
+              <w:t>Deschiderea paginii</w:t>
             </w:r>
           </w:p>
         </w:tc>
         <w:tc>
           <w:tcPr>
-            <w:tcW w:type="dxa" w:w="3855"/>
+            <w:tcW w:type="dxa" w:w="6690"/>
           </w:tcPr>
           <w:p>
             <w:pPr>
@@ -1308,21 +953,15 @@
               <w:rPr>
                 <w:sz w:val="20"/>
               </w:rPr>
-              <w:t xml:space="preserve">Deschiderea paginii </w:t>
-            </w:r>
-            <w:r>
-              <w:rPr>
-                <w:rFonts w:ascii="Consolas" w:hAnsi="Consolas" w:eastAsia="Consolas"/>
-                <w:color w:val="9F1239"/>
-                <w:sz w:val="20"/>
-              </w:rPr>
-              <w:t>/</w:t>
+              <w:t>Se afișează vremea pentru Iași.</w:t>
             </w:r>
           </w:p>
         </w:tc>
+      </w:tr>
+      <w:tr>
         <w:tc>
           <w:tcPr>
-            <w:tcW w:type="dxa" w:w="4876"/>
+            <w:tcW w:type="dxa" w:w="2721"/>
           </w:tcPr>
           <w:p>
             <w:pPr>
@@ -1333,15 +972,13 @@
               <w:rPr>
                 <w:sz w:val="20"/>
               </w:rPr>
-              <w:t>Vremea pentru Iasi</w:t>
+              <w:t>Introducerea unui oraș existent</w:t>
             </w:r>
           </w:p>
         </w:tc>
-      </w:tr>
-      <w:tr>
         <w:tc>
           <w:tcPr>
-            <w:tcW w:type="dxa" w:w="680"/>
+            <w:tcW w:type="dxa" w:w="6690"/>
           </w:tcPr>
           <w:p>
             <w:pPr>
@@ -1352,13 +989,15 @@
               <w:rPr>
                 <w:sz w:val="20"/>
               </w:rPr>
-              <w:t>T2</w:t>
+              <w:t>Se afișează vremea pentru orașul introdus.</w:t>
             </w:r>
           </w:p>
         </w:tc>
+      </w:tr>
+      <w:tr>
         <w:tc>
           <w:tcPr>
-            <w:tcW w:type="dxa" w:w="3855"/>
+            <w:tcW w:type="dxa" w:w="2721"/>
           </w:tcPr>
           <w:p>
             <w:pPr>
@@ -1369,21 +1008,13 @@
               <w:rPr>
                 <w:sz w:val="20"/>
               </w:rPr>
-              <w:t xml:space="preserve">Oraș valid: </w:t>
-            </w:r>
-            <w:r>
-              <w:rPr>
-                <w:rFonts w:ascii="Consolas" w:hAnsi="Consolas" w:eastAsia="Consolas"/>
-                <w:color w:val="9F1239"/>
-                <w:sz w:val="20"/>
-              </w:rPr>
-              <w:t>Cluj-Napoca</w:t>
+              <w:t>Introducerea unui oraș cu diacritice</w:t>
             </w:r>
           </w:p>
         </w:tc>
         <w:tc>
           <w:tcPr>
-            <w:tcW w:type="dxa" w:w="4876"/>
+            <w:tcW w:type="dxa" w:w="6690"/>
           </w:tcPr>
           <w:p>
             <w:pPr>
@@ -1394,7 +1025,7 @@
               <w:rPr>
                 <w:sz w:val="20"/>
               </w:rPr>
-              <w:t>Vremea pentru Cluj-Napoca</w:t>
+              <w:t>Se afișează vremea corect.</w:t>
             </w:r>
           </w:p>
         </w:tc>
@@ -1402,7 +1033,7 @@
       <w:tr>
         <w:tc>
           <w:tcPr>
-            <w:tcW w:type="dxa" w:w="680"/>
+            <w:tcW w:type="dxa" w:w="2721"/>
           </w:tcPr>
           <w:p>
             <w:pPr>
@@ -1413,13 +1044,13 @@
               <w:rPr>
                 <w:sz w:val="20"/>
               </w:rPr>
-              <w:t>T3</w:t>
+              <w:t>Introducerea unui oraș inexistent</w:t>
             </w:r>
           </w:p>
         </w:tc>
         <w:tc>
           <w:tcPr>
-            <w:tcW w:type="dxa" w:w="3855"/>
+            <w:tcW w:type="dxa" w:w="6690"/>
           </w:tcPr>
           <w:p>
             <w:pPr>
@@ -1430,274 +1061,7 @@
               <w:rPr>
                 <w:sz w:val="20"/>
               </w:rPr>
-              <w:t xml:space="preserve">Oraș cu diacritice: </w:t>
-            </w:r>
-            <w:r>
-              <w:rPr>
-                <w:rFonts w:ascii="Consolas" w:hAnsi="Consolas" w:eastAsia="Consolas"/>
-                <w:color w:val="9F1239"/>
-                <w:sz w:val="20"/>
-              </w:rPr>
-              <w:t>Bacău</w:t>
-            </w:r>
-          </w:p>
-        </w:tc>
-        <w:tc>
-          <w:tcPr>
-            <w:tcW w:type="dxa" w:w="4876"/>
-          </w:tcPr>
-          <w:p>
-            <w:pPr>
-              <w:spacing w:after="40"/>
-            </w:pPr>
-            <w:r/>
-            <w:r>
-              <w:rPr>
-                <w:sz w:val="20"/>
-              </w:rPr>
-              <w:t>Vremea pentru Bacău</w:t>
-            </w:r>
-          </w:p>
-        </w:tc>
-      </w:tr>
-      <w:tr>
-        <w:tc>
-          <w:tcPr>
-            <w:tcW w:type="dxa" w:w="680"/>
-          </w:tcPr>
-          <w:p>
-            <w:pPr>
-              <w:spacing w:after="40"/>
-            </w:pPr>
-            <w:r/>
-            <w:r>
-              <w:rPr>
-                <w:sz w:val="20"/>
-              </w:rPr>
-              <w:t>T4</w:t>
-            </w:r>
-          </w:p>
-        </w:tc>
-        <w:tc>
-          <w:tcPr>
-            <w:tcW w:type="dxa" w:w="3855"/>
-          </w:tcPr>
-          <w:p>
-            <w:pPr>
-              <w:spacing w:after="40"/>
-            </w:pPr>
-            <w:r/>
-            <w:r>
-              <w:rPr>
-                <w:sz w:val="20"/>
-              </w:rPr>
-              <w:t xml:space="preserve">Spații în plus: </w:t>
-            </w:r>
-            <w:r>
-              <w:rPr>
-                <w:rFonts w:ascii="Consolas" w:hAnsi="Consolas" w:eastAsia="Consolas"/>
-                <w:color w:val="9F1239"/>
-                <w:sz w:val="20"/>
-              </w:rPr>
-              <w:t xml:space="preserve">  Iasi  </w:t>
-            </w:r>
-          </w:p>
-        </w:tc>
-        <w:tc>
-          <w:tcPr>
-            <w:tcW w:type="dxa" w:w="4876"/>
-          </w:tcPr>
-          <w:p>
-            <w:pPr>
-              <w:spacing w:after="40"/>
-            </w:pPr>
-            <w:r/>
-            <w:r>
-              <w:rPr>
-                <w:sz w:val="20"/>
-              </w:rPr>
-              <w:t>Spațiile sunt eliminate</w:t>
-            </w:r>
-          </w:p>
-        </w:tc>
-      </w:tr>
-      <w:tr>
-        <w:tc>
-          <w:tcPr>
-            <w:tcW w:type="dxa" w:w="680"/>
-          </w:tcPr>
-          <w:p>
-            <w:pPr>
-              <w:spacing w:after="40"/>
-            </w:pPr>
-            <w:r/>
-            <w:r>
-              <w:rPr>
-                <w:sz w:val="20"/>
-              </w:rPr>
-              <w:t>T5</w:t>
-            </w:r>
-          </w:p>
-        </w:tc>
-        <w:tc>
-          <w:tcPr>
-            <w:tcW w:type="dxa" w:w="3855"/>
-          </w:tcPr>
-          <w:p>
-            <w:pPr>
-              <w:spacing w:after="40"/>
-            </w:pPr>
-            <w:r/>
-            <w:r>
-              <w:rPr>
-                <w:sz w:val="20"/>
-              </w:rPr>
-              <w:t>Câmp gol</w:t>
-            </w:r>
-          </w:p>
-        </w:tc>
-        <w:tc>
-          <w:tcPr>
-            <w:tcW w:type="dxa" w:w="4876"/>
-          </w:tcPr>
-          <w:p>
-            <w:pPr>
-              <w:spacing w:after="40"/>
-            </w:pPr>
-            <w:r/>
-            <w:r>
-              <w:rPr>
-                <w:sz w:val="20"/>
-              </w:rPr>
-              <w:t>Vremea pentru Iasi</w:t>
-            </w:r>
-          </w:p>
-        </w:tc>
-      </w:tr>
-      <w:tr>
-        <w:tc>
-          <w:tcPr>
-            <w:tcW w:type="dxa" w:w="680"/>
-          </w:tcPr>
-          <w:p>
-            <w:pPr>
-              <w:spacing w:after="40"/>
-            </w:pPr>
-            <w:r/>
-            <w:r>
-              <w:rPr>
-                <w:sz w:val="20"/>
-              </w:rPr>
-              <w:t>T6</w:t>
-            </w:r>
-          </w:p>
-        </w:tc>
-        <w:tc>
-          <w:tcPr>
-            <w:tcW w:type="dxa" w:w="3855"/>
-          </w:tcPr>
-          <w:p>
-            <w:pPr>
-              <w:spacing w:after="40"/>
-            </w:pPr>
-            <w:r/>
-            <w:r>
-              <w:rPr>
-                <w:sz w:val="20"/>
-              </w:rPr>
-              <w:t xml:space="preserve">Oraș inexistent: </w:t>
-            </w:r>
-            <w:r>
-              <w:rPr>
-                <w:rFonts w:ascii="Consolas" w:hAnsi="Consolas" w:eastAsia="Consolas"/>
-                <w:color w:val="9F1239"/>
-                <w:sz w:val="20"/>
-              </w:rPr>
-              <w:t>Xyzabc</w:t>
-            </w:r>
-          </w:p>
-        </w:tc>
-        <w:tc>
-          <w:tcPr>
-            <w:tcW w:type="dxa" w:w="4876"/>
-          </w:tcPr>
-          <w:p>
-            <w:pPr>
-              <w:spacing w:after="40"/>
-            </w:pPr>
-            <w:r/>
-            <w:r>
-              <w:rPr>
-                <w:sz w:val="20"/>
-              </w:rPr>
-              <w:t>Eroare 500</w:t>
-            </w:r>
-          </w:p>
-        </w:tc>
-      </w:tr>
-      <w:tr>
-        <w:tc>
-          <w:tcPr>
-            <w:tcW w:type="dxa" w:w="680"/>
-          </w:tcPr>
-          <w:p>
-            <w:pPr>
-              <w:spacing w:after="40"/>
-            </w:pPr>
-            <w:r/>
-            <w:r>
-              <w:rPr>
-                <w:sz w:val="20"/>
-              </w:rPr>
-              <w:t>T7</w:t>
-            </w:r>
-          </w:p>
-        </w:tc>
-        <w:tc>
-          <w:tcPr>
-            <w:tcW w:type="dxa" w:w="3855"/>
-          </w:tcPr>
-          <w:p>
-            <w:pPr>
-              <w:spacing w:after="40"/>
-            </w:pPr>
-            <w:r/>
-            <w:r>
-              <w:rPr>
-                <w:sz w:val="20"/>
-              </w:rPr>
-              <w:t xml:space="preserve">Fără </w:t>
-            </w:r>
-            <w:r>
-              <w:rPr>
-                <w:rFonts w:ascii="Consolas" w:hAnsi="Consolas" w:eastAsia="Consolas"/>
-                <w:color w:val="9F1239"/>
-                <w:sz w:val="20"/>
-              </w:rPr>
-              <w:t>.env</w:t>
-            </w:r>
-            <w:r>
-              <w:rPr>
-                <w:sz w:val="20"/>
-              </w:rPr>
-              <w:t xml:space="preserve"> sau cheie greșită</w:t>
-            </w:r>
-          </w:p>
-        </w:tc>
-        <w:tc>
-          <w:tcPr>
-            <w:tcW w:type="dxa" w:w="4876"/>
-          </w:tcPr>
-          <w:p>
-            <w:pPr>
-              <w:spacing w:after="40"/>
-            </w:pPr>
-            <w:r/>
-            <w:r>
-              <w:rPr>
-                <w:sz w:val="20"/>
-              </w:rPr>
-              <w:t>Eroare 500</w:t>
+              <w:t>Apare o eroare.</w:t>
             </w:r>
           </w:p>
         </w:tc>
@@ -1722,7 +1086,7 @@
         <w:spacing w:after="40"/>
       </w:pPr>
       <w:r>
-        <w:t>Un oraș inexistent sau o cheie API greșită dau eroare 500, fără mesaj pentru utilizator.</w:t>
+        <w:t>pentru un oraș inexistent apare o eroare, fără un mesaj explicativ;</w:t>
       </w:r>
     </w:p>
     <w:p>
@@ -1731,7 +1095,7 @@
         <w:spacing w:after="40"/>
       </w:pPr>
       <w:r>
-        <w:t>Viteza vântului vine în m/s, dar pagina scrie km/h.</w:t>
+        <w:t>viteza vântului este afișată în km/h, deși valoarea primită este în m/s;</w:t>
       </w:r>
     </w:p>
     <w:p>
@@ -1740,54 +1104,7 @@
         <w:spacing w:after="40"/>
       </w:pPr>
       <w:r>
-        <w:t xml:space="preserve">Temperatura se afișează fără </w:t>
-      </w:r>
-      <w:r>
-        <w:rPr>
-          <w:rFonts w:ascii="Consolas" w:hAnsi="Consolas" w:eastAsia="Consolas"/>
-          <w:color w:val="9F1239"/>
-        </w:rPr>
-        <w:t>°C</w:t>
-      </w:r>
-      <w:r>
-        <w:t>.</w:t>
-      </w:r>
-    </w:p>
-    <w:p>
-      <w:pPr>
-        <w:pStyle w:val="ListBullet"/>
-        <w:spacing w:after="40"/>
-      </w:pPr>
-      <w:r>
-        <w:t>Geocodingul este apelat de două ori pentru aceeași căutare.</w:t>
-      </w:r>
-    </w:p>
-    <w:p>
-      <w:pPr>
-        <w:pStyle w:val="ListBullet"/>
-        <w:spacing w:after="40"/>
-      </w:pPr>
-      <w:r>
-        <w:t>Pictograma ⛅ nu se schimbă după vreme.</w:t>
-      </w:r>
-    </w:p>
-    <w:p>
-      <w:pPr>
-        <w:pStyle w:val="ListBullet"/>
-        <w:spacing w:after="40"/>
-      </w:pPr>
-      <w:r>
-        <w:t xml:space="preserve">Formularul „Introdu ceva” trimite către </w:t>
-      </w:r>
-      <w:r>
-        <w:rPr>
-          <w:rFonts w:ascii="Consolas" w:hAnsi="Consolas" w:eastAsia="Consolas"/>
-          <w:color w:val="9F1239"/>
-        </w:rPr>
-        <w:t>/ceva</w:t>
-      </w:r>
-      <w:r>
-        <w:t>, rută care nu există (404).</w:t>
+        <w:t>pictograma vremii nu se modifică.</w:t>
       </w:r>
     </w:p>
     <w:p>
@@ -1804,7 +1121,7 @@
         <w:spacing w:after="40"/>
       </w:pPr>
       <w:r>
-        <w:t>Mesaj „Orașul nu a fost găsit” în loc de eroarea 500.</w:t>
+        <w:t>afișarea unui mesaj atunci când orașul nu este găsit;</w:t>
       </w:r>
     </w:p>
     <w:p>
@@ -1813,17 +1130,7 @@
         <w:spacing w:after="40"/>
       </w:pPr>
       <w:r>
-        <w:t xml:space="preserve">Vânt în km/h și </w:t>
-      </w:r>
-      <w:r>
-        <w:rPr>
-          <w:rFonts w:ascii="Consolas" w:hAnsi="Consolas" w:eastAsia="Consolas"/>
-          <w:color w:val="9F1239"/>
-        </w:rPr>
-        <w:t>°C</w:t>
-      </w:r>
-      <w:r>
-        <w:t xml:space="preserve"> la temperatură.</w:t>
+        <w:t>prognoza pentru următoarele zile;</w:t>
       </w:r>
     </w:p>
     <w:p>
@@ -1832,44 +1139,7 @@
         <w:spacing w:after="40"/>
       </w:pPr>
       <w:r>
-        <w:t>Un singur apel de geocoding.</w:t>
-      </w:r>
-    </w:p>
-    <w:p>
-      <w:pPr>
-        <w:pStyle w:val="ListBullet"/>
-        <w:spacing w:after="40"/>
-      </w:pPr>
-      <w:r>
-        <w:t>Pictogramă după starea vremii.</w:t>
-      </w:r>
-    </w:p>
-    <w:p>
-      <w:pPr>
-        <w:pStyle w:val="ListBullet"/>
-        <w:spacing w:after="40"/>
-      </w:pPr>
-      <w:r>
-        <w:t>Prognoza pe 5 zile, umiditate și presiune.</w:t>
-      </w:r>
-    </w:p>
-    <w:p>
-      <w:pPr>
-        <w:pStyle w:val="ListBullet"/>
-        <w:spacing w:after="40"/>
-      </w:pPr>
-      <w:r>
-        <w:t xml:space="preserve">Teste automate cu </w:t>
-      </w:r>
-      <w:r>
-        <w:rPr>
-          <w:rFonts w:ascii="Consolas" w:hAnsi="Consolas" w:eastAsia="Consolas"/>
-          <w:color w:val="9F1239"/>
-        </w:rPr>
-        <w:t>pytest</w:t>
-      </w:r>
-      <w:r>
-        <w:t>.</w:t>
+        <w:t>pictograme diferite în funcție de vreme.</w:t>
       </w:r>
     </w:p>
     <w:p>
@@ -1882,13 +1152,7 @@
     </w:p>
     <w:p>
       <w:r>
-        <w:rPr>
-          <w:b/>
-        </w:rPr>
         <w:t>Sandu Yanis</w:t>
-      </w:r>
-      <w:r>
-        <w:t xml:space="preserve"> – dezvoltare, documentație</w:t>
       </w:r>
     </w:p>
     <w:p>
@@ -1901,31 +1165,7 @@
     </w:p>
     <w:p>
       <w:r>
-        <w:t xml:space="preserve">Proiectul este distribuit sub licența </w:t>
-      </w:r>
-      <w:r>
-        <w:rPr>
-          <w:b/>
-        </w:rPr>
-        <w:t>GNU GPL v3.0</w:t>
-      </w:r>
-      <w:r>
-        <w:t xml:space="preserve">. Textul complet se află în fișierul </w:t>
-      </w:r>
-      <w:r>
-        <w:rPr>
-          <w:rFonts w:ascii="Consolas" w:hAnsi="Consolas" w:eastAsia="Consolas"/>
-          <w:color w:val="9F1239"/>
-        </w:rPr>
-        <w:t>LICENSE</w:t>
-      </w:r>
-      <w:r>
-        <w:t>.</w:t>
-      </w:r>
-    </w:p>
-    <w:p>
-      <w:r>
-        <w:t>© 2026 Sandu Yanis</w:t>
+        <w:t>Proiectul este distribuit sub licența GNU GPL v3.0.</w:t>
       </w:r>
     </w:p>
     <w:sectPr>
